--- a/rev/UC_Dett/UC_Dett_Cuoco.docx
+++ b/rev/UC_Dett/UC_Dett_Cuoco.docx
@@ -74,13 +74,7 @@
         <w:rPr>
           <w:rFonts w:ascii="Helvetica Neue" w:hAnsi="Helvetica Neue"/>
         </w:rPr>
-        <w:t xml:space="preserve">: </w:t>
-      </w:r>
-      <w:r>
-        <w:rPr>
-          <w:rFonts w:ascii="Helvetica Neue" w:hAnsi="Helvetica Neue"/>
-        </w:rPr>
-        <w:t>Indicare le proprie disponibilità</w:t>
+        <w:t>: Indicare le proprie disponibilità</w:t>
       </w:r>
     </w:p>
     <w:p>
@@ -221,28 +215,22 @@
         <w:rPr>
           <w:rFonts w:ascii="Helvetica Neue" w:hAnsi="Helvetica Neue"/>
         </w:rPr>
-        <w:t xml:space="preserve"> </w:t>
-      </w:r>
-      <w:r>
-        <w:rPr>
-          <w:rFonts w:ascii="Helvetica Neue" w:hAnsi="Helvetica Neue"/>
-        </w:rPr>
-        <w:t>Le disponibilità del cuoco per i turni selezionati o le revoche sono registrate nel sistema.</w:t>
-      </w:r>
-      <w:r>
-        <w:rPr>
-          <w:rFonts w:ascii="Helvetica Neue" w:hAnsi="Helvetica Neue"/>
-        </w:rPr>
-        <w:t xml:space="preserve"> </w:t>
+        <w:t xml:space="preserve"> Le disponibilità del cuoco per i turni selezionati o le revoche sono registrate nel sistema. </w:t>
       </w:r>
     </w:p>
     <w:p>
       <w:pPr>
-        <w:pStyle w:val="Corpo"/>
-        <w:rPr>
-          <w:rFonts w:ascii="Helvetica Neue" w:hAnsi="Helvetica Neue"/>
-        </w:rPr>
+        <w:pStyle w:val="NormaleWeb"/>
       </w:pPr>
+      <w:r>
+        <w:rPr>
+          <w:rFonts w:ascii="HelveticaNeue" w:hAnsi="HelveticaNeue"/>
+          <w:color w:val="3A899B"/>
+          <w:sz w:val="40"/>
+          <w:szCs w:val="40"/>
+        </w:rPr>
+        <w:t xml:space="preserve">Scenario principale di successo </w:t>
+      </w:r>
     </w:p>
     <w:tbl>
       <w:tblPr>
@@ -1818,13 +1806,7 @@
         <w:rPr>
           <w:rFonts w:ascii="Helvetica Neue" w:hAnsi="Helvetica Neue"/>
         </w:rPr>
-        <w:t>Estensione 1</w:t>
-      </w:r>
-      <w:r>
-        <w:rPr>
-          <w:rFonts w:ascii="Helvetica Neue" w:hAnsi="Helvetica Neue"/>
-        </w:rPr>
-        <w:t>b</w:t>
+        <w:t>Estensione 1b</w:t>
       </w:r>
     </w:p>
     <w:p>
@@ -1848,13 +1830,7 @@
         <w:rPr>
           <w:rFonts w:ascii="Helvetica Neue" w:hAnsi="Helvetica Neue"/>
         </w:rPr>
-        <w:t xml:space="preserve">Estensione </w:t>
-      </w:r>
-      <w:r>
-        <w:rPr>
-          <w:rFonts w:ascii="Helvetica Neue" w:hAnsi="Helvetica Neue"/>
-        </w:rPr>
-        <w:t>3a</w:t>
+        <w:t>Estensione 3a</w:t>
       </w:r>
     </w:p>
     <w:tbl>
@@ -2315,13 +2291,7 @@
           <w:rFonts w:ascii="Helvetica Neue" w:hAnsi="Helvetica Neue"/>
         </w:rPr>
         <w:lastRenderedPageBreak/>
-        <w:t>Estensione 3</w:t>
-      </w:r>
-      <w:r>
-        <w:rPr>
-          <w:rFonts w:ascii="Helvetica Neue" w:hAnsi="Helvetica Neue"/>
-        </w:rPr>
-        <w:t>b</w:t>
+        <w:t>Estensione 3b</w:t>
       </w:r>
     </w:p>
     <w:tbl>
@@ -2697,31 +2667,7 @@
           <w:color w:val="CC0000"/>
           <w:u w:color="CC0000"/>
         </w:rPr>
-        <w:t xml:space="preserve">Eccezione </w:t>
-      </w:r>
-      <w:r>
-        <w:rPr>
-          <w:rFonts w:ascii="Helvetica Neue" w:hAnsi="Helvetica Neue"/>
-          <w:color w:val="CC0000"/>
-          <w:u w:color="CC0000"/>
-        </w:rPr>
-        <w:t>3b</w:t>
-      </w:r>
-      <w:r>
-        <w:rPr>
-          <w:rFonts w:ascii="Helvetica Neue" w:hAnsi="Helvetica Neue"/>
-          <w:color w:val="CC0000"/>
-          <w:u w:color="CC0000"/>
-        </w:rPr>
-        <w:t>.1</w:t>
-      </w:r>
-      <w:r>
-        <w:rPr>
-          <w:rFonts w:ascii="Helvetica Neue" w:hAnsi="Helvetica Neue"/>
-          <w:color w:val="CC0000"/>
-          <w:u w:color="CC0000"/>
-        </w:rPr>
-        <w:t>a</w:t>
+        <w:t>Eccezione 3b.1a</w:t>
       </w:r>
     </w:p>
     <w:p>
@@ -2915,17 +2861,7 @@
                 <w:szCs w:val="24"/>
                 <w:u w:color="CC0000"/>
               </w:rPr>
-              <w:t>3b</w:t>
-            </w:r>
-            <w:r>
-              <w:rPr>
-                <w:rFonts w:ascii="Helvetica Neue" w:hAnsi="Helvetica Neue"/>
-                <w:color w:val="CC0000"/>
-                <w:sz w:val="24"/>
-                <w:szCs w:val="24"/>
-                <w:u w:color="CC0000"/>
-              </w:rPr>
-              <w:t>.1a</w:t>
+              <w:t>3b.1a</w:t>
             </w:r>
           </w:p>
         </w:tc>
@@ -3270,13 +3206,7 @@
         <w:rPr>
           <w:rFonts w:ascii="Helvetica Neue" w:hAnsi="Helvetica Neue"/>
         </w:rPr>
-        <w:t xml:space="preserve">: </w:t>
-      </w:r>
-      <w:r>
-        <w:rPr>
-          <w:rFonts w:ascii="Helvetica Neue" w:hAnsi="Helvetica Neue"/>
-        </w:rPr>
-        <w:t>Comunicare lo stato delle proprie attività</w:t>
+        <w:t>: Comunicare lo stato delle proprie attività</w:t>
       </w:r>
     </w:p>
     <w:p>
@@ -3429,11 +3359,17 @@
     </w:p>
     <w:p>
       <w:pPr>
-        <w:pStyle w:val="Corpo"/>
-        <w:rPr>
-          <w:rFonts w:ascii="Helvetica Neue" w:hAnsi="Helvetica Neue"/>
-        </w:rPr>
+        <w:pStyle w:val="NormaleWeb"/>
       </w:pPr>
+      <w:r>
+        <w:rPr>
+          <w:rFonts w:ascii="HelveticaNeue" w:hAnsi="HelveticaNeue"/>
+          <w:color w:val="3A899B"/>
+          <w:sz w:val="40"/>
+          <w:szCs w:val="40"/>
+        </w:rPr>
+        <w:t>Scenario principale di successo</w:t>
+      </w:r>
     </w:p>
     <w:tbl>
       <w:tblPr>
@@ -4239,7 +4175,23 @@
                 <w:sz w:val="24"/>
                 <w:szCs w:val="24"/>
               </w:rPr>
-              <w:t>Conclude la sessione di lavoro uscendo dalla schermata</w:t>
+              <w:t>Il cuoco conclude</w:t>
+            </w:r>
+            <w:r>
+              <w:rPr>
+                <w:rFonts w:ascii="Helvetica Neue" w:hAnsi="Helvetica Neue"/>
+                <w:sz w:val="24"/>
+                <w:szCs w:val="24"/>
+              </w:rPr>
+              <w:t xml:space="preserve"> la sessione di lavoro</w:t>
+            </w:r>
+            <w:r>
+              <w:rPr>
+                <w:rFonts w:ascii="Helvetica Neue" w:hAnsi="Helvetica Neue"/>
+                <w:sz w:val="24"/>
+                <w:szCs w:val="24"/>
+              </w:rPr>
+              <w:t>.</w:t>
             </w:r>
           </w:p>
         </w:tc>
@@ -4378,22 +4330,6 @@
         </w:tc>
       </w:tr>
     </w:tbl>
-    <w:p>
-      <w:pPr>
-        <w:pStyle w:val="Corpo"/>
-        <w:rPr>
-          <w:rFonts w:ascii="Helvetica Neue" w:hAnsi="Helvetica Neue"/>
-        </w:rPr>
-      </w:pPr>
-    </w:p>
-    <w:p>
-      <w:pPr>
-        <w:pStyle w:val="Corpo"/>
-        <w:rPr>
-          <w:rFonts w:ascii="Helvetica Neue" w:hAnsi="Helvetica Neue"/>
-        </w:rPr>
-      </w:pPr>
-    </w:p>
     <w:p>
       <w:pPr>
         <w:pStyle w:val="Corpo"/>
@@ -4416,6 +4352,403 @@
         </w:rPr>
         <w:lastRenderedPageBreak/>
         <w:t>Estensione 1a</w:t>
+      </w:r>
+    </w:p>
+    <w:tbl>
+      <w:tblPr>
+        <w:tblStyle w:val="TableNormal"/>
+        <w:tblpPr w:leftFromText="141" w:rightFromText="141" w:vertAnchor="page" w:horzAnchor="margin" w:tblpXSpec="center" w:tblpY="5629"/>
+        <w:tblW w:w="10515" w:type="dxa"/>
+        <w:tblBorders>
+          <w:top w:val="single" w:sz="8" w:space="0" w:color="FFFFFF"/>
+          <w:left w:val="single" w:sz="8" w:space="0" w:color="FFFFFF"/>
+          <w:bottom w:val="single" w:sz="8" w:space="0" w:color="FFFFFF"/>
+          <w:right w:val="single" w:sz="8" w:space="0" w:color="FFFFFF"/>
+          <w:insideH w:val="single" w:sz="8" w:space="0" w:color="FFFFFF"/>
+          <w:insideV w:val="single" w:sz="8" w:space="0" w:color="FFFFFF"/>
+        </w:tblBorders>
+        <w:shd w:val="clear" w:color="auto" w:fill="CED7E7"/>
+        <w:tblLayout w:type="fixed"/>
+        <w:tblLook w:val="04A0" w:firstRow="1" w:lastRow="0" w:firstColumn="1" w:lastColumn="0" w:noHBand="0" w:noVBand="1"/>
+      </w:tblPr>
+      <w:tblGrid>
+        <w:gridCol w:w="1080"/>
+        <w:gridCol w:w="4605"/>
+        <w:gridCol w:w="4830"/>
+      </w:tblGrid>
+      <w:tr>
+        <w:trPr>
+          <w:trHeight w:val="360"/>
+        </w:trPr>
+        <w:tc>
+          <w:tcPr>
+            <w:tcW w:w="1080" w:type="dxa"/>
+            <w:tcBorders>
+              <w:top w:val="single" w:sz="8" w:space="0" w:color="000000"/>
+              <w:left w:val="single" w:sz="8" w:space="0" w:color="000000"/>
+              <w:bottom w:val="single" w:sz="8" w:space="0" w:color="000000"/>
+              <w:right w:val="single" w:sz="8" w:space="0" w:color="000000"/>
+            </w:tcBorders>
+            <w:shd w:val="clear" w:color="auto" w:fill="C5F5E7"/>
+            <w:tcMar>
+              <w:top w:w="80" w:type="dxa"/>
+              <w:left w:w="80" w:type="dxa"/>
+              <w:bottom w:w="80" w:type="dxa"/>
+              <w:right w:w="80" w:type="dxa"/>
+            </w:tcMar>
+          </w:tcPr>
+          <w:p>
+            <w:pPr>
+              <w:pStyle w:val="Intestazione2"/>
+              <w:spacing w:before="0" w:after="0"/>
+              <w:jc w:val="both"/>
+              <w:rPr>
+                <w:rFonts w:ascii="Helvetica Neue" w:hAnsi="Helvetica Neue"/>
+                <w:color w:val="000000" w:themeColor="text1"/>
+                <w:sz w:val="24"/>
+                <w:szCs w:val="24"/>
+              </w:rPr>
+            </w:pPr>
+            <w:r>
+              <w:rPr>
+                <w:rFonts w:ascii="Helvetica Neue" w:hAnsi="Helvetica Neue"/>
+                <w:color w:val="000000" w:themeColor="text1"/>
+                <w:sz w:val="24"/>
+                <w:szCs w:val="24"/>
+              </w:rPr>
+              <w:t xml:space="preserve"># </w:t>
+            </w:r>
+          </w:p>
+        </w:tc>
+        <w:tc>
+          <w:tcPr>
+            <w:tcW w:w="4605" w:type="dxa"/>
+            <w:tcBorders>
+              <w:top w:val="single" w:sz="8" w:space="0" w:color="000000"/>
+              <w:left w:val="single" w:sz="8" w:space="0" w:color="000000"/>
+              <w:bottom w:val="single" w:sz="8" w:space="0" w:color="000000"/>
+              <w:right w:val="single" w:sz="8" w:space="0" w:color="000000"/>
+            </w:tcBorders>
+            <w:shd w:val="clear" w:color="auto" w:fill="C5F5E7"/>
+            <w:tcMar>
+              <w:top w:w="80" w:type="dxa"/>
+              <w:left w:w="180" w:type="dxa"/>
+              <w:bottom w:w="80" w:type="dxa"/>
+              <w:right w:w="80" w:type="dxa"/>
+            </w:tcMar>
+          </w:tcPr>
+          <w:p>
+            <w:pPr>
+              <w:pStyle w:val="Intestazione2"/>
+              <w:spacing w:before="0" w:after="0"/>
+              <w:ind w:left="100"/>
+              <w:jc w:val="center"/>
+              <w:rPr>
+                <w:rFonts w:ascii="Helvetica Neue" w:hAnsi="Helvetica Neue"/>
+                <w:color w:val="000000" w:themeColor="text1"/>
+                <w:sz w:val="24"/>
+                <w:szCs w:val="24"/>
+              </w:rPr>
+            </w:pPr>
+            <w:r>
+              <w:rPr>
+                <w:rFonts w:ascii="Helvetica Neue" w:hAnsi="Helvetica Neue"/>
+                <w:color w:val="000000" w:themeColor="text1"/>
+                <w:sz w:val="24"/>
+                <w:szCs w:val="24"/>
+              </w:rPr>
+              <w:t>Attore</w:t>
+            </w:r>
+          </w:p>
+        </w:tc>
+        <w:tc>
+          <w:tcPr>
+            <w:tcW w:w="4830" w:type="dxa"/>
+            <w:tcBorders>
+              <w:top w:val="single" w:sz="8" w:space="0" w:color="000000"/>
+              <w:left w:val="single" w:sz="8" w:space="0" w:color="000000"/>
+              <w:bottom w:val="single" w:sz="8" w:space="0" w:color="000000"/>
+              <w:right w:val="single" w:sz="8" w:space="0" w:color="000000"/>
+            </w:tcBorders>
+            <w:shd w:val="clear" w:color="auto" w:fill="C5F5E7"/>
+            <w:tcMar>
+              <w:top w:w="80" w:type="dxa"/>
+              <w:left w:w="180" w:type="dxa"/>
+              <w:bottom w:w="80" w:type="dxa"/>
+              <w:right w:w="80" w:type="dxa"/>
+            </w:tcMar>
+          </w:tcPr>
+          <w:p>
+            <w:pPr>
+              <w:pStyle w:val="Intestazione2"/>
+              <w:spacing w:before="0" w:after="0"/>
+              <w:ind w:left="100"/>
+              <w:jc w:val="center"/>
+              <w:rPr>
+                <w:rFonts w:ascii="Helvetica Neue" w:hAnsi="Helvetica Neue"/>
+                <w:color w:val="000000" w:themeColor="text1"/>
+                <w:sz w:val="24"/>
+                <w:szCs w:val="24"/>
+              </w:rPr>
+            </w:pPr>
+            <w:r>
+              <w:rPr>
+                <w:rFonts w:ascii="Helvetica Neue" w:hAnsi="Helvetica Neue"/>
+                <w:color w:val="000000" w:themeColor="text1"/>
+                <w:sz w:val="24"/>
+                <w:szCs w:val="24"/>
+              </w:rPr>
+              <w:t>Sistema</w:t>
+            </w:r>
+          </w:p>
+        </w:tc>
+      </w:tr>
+      <w:tr>
+        <w:trPr>
+          <w:trHeight w:val="622"/>
+        </w:trPr>
+        <w:tc>
+          <w:tcPr>
+            <w:tcW w:w="1080" w:type="dxa"/>
+            <w:tcBorders>
+              <w:top w:val="single" w:sz="8" w:space="0" w:color="000000"/>
+              <w:left w:val="single" w:sz="8" w:space="0" w:color="000000"/>
+              <w:bottom w:val="single" w:sz="8" w:space="0" w:color="000000"/>
+              <w:right w:val="single" w:sz="8" w:space="0" w:color="000000"/>
+            </w:tcBorders>
+            <w:tcMar>
+              <w:top w:w="80" w:type="dxa"/>
+              <w:left w:w="80" w:type="dxa"/>
+              <w:bottom w:w="80" w:type="dxa"/>
+              <w:right w:w="80" w:type="dxa"/>
+            </w:tcMar>
+          </w:tcPr>
+          <w:p>
+            <w:pPr>
+              <w:pStyle w:val="Intestazione3"/>
+              <w:spacing w:before="0"/>
+              <w:jc w:val="left"/>
+              <w:rPr>
+                <w:rFonts w:ascii="Helvetica Neue" w:hAnsi="Helvetica Neue"/>
+                <w:color w:val="000000" w:themeColor="text1"/>
+                <w:sz w:val="24"/>
+                <w:szCs w:val="24"/>
+              </w:rPr>
+            </w:pPr>
+            <w:r>
+              <w:rPr>
+                <w:rFonts w:ascii="Helvetica Neue" w:hAnsi="Helvetica Neue"/>
+                <w:color w:val="000000" w:themeColor="text1"/>
+                <w:sz w:val="24"/>
+                <w:szCs w:val="24"/>
+              </w:rPr>
+              <w:t>2a.1</w:t>
+            </w:r>
+          </w:p>
+        </w:tc>
+        <w:tc>
+          <w:tcPr>
+            <w:tcW w:w="4605" w:type="dxa"/>
+            <w:tcBorders>
+              <w:top w:val="single" w:sz="8" w:space="0" w:color="000000"/>
+              <w:left w:val="single" w:sz="8" w:space="0" w:color="000000"/>
+              <w:bottom w:val="single" w:sz="8" w:space="0" w:color="000000"/>
+              <w:right w:val="single" w:sz="8" w:space="0" w:color="000000"/>
+            </w:tcBorders>
+            <w:tcMar>
+              <w:top w:w="80" w:type="dxa"/>
+              <w:left w:w="80" w:type="dxa"/>
+              <w:bottom w:w="80" w:type="dxa"/>
+              <w:right w:w="80" w:type="dxa"/>
+            </w:tcMar>
+          </w:tcPr>
+          <w:p>
+            <w:pPr>
+              <w:pStyle w:val="NormaleWeb"/>
+              <w:rPr>
+                <w:rFonts w:ascii="Helvetica Neue" w:hAnsi="Helvetica Neue"/>
+                <w:color w:val="000000" w:themeColor="text1"/>
+                <w:sz w:val="24"/>
+                <w:szCs w:val="24"/>
+              </w:rPr>
+            </w:pPr>
+            <w:r>
+              <w:rPr>
+                <w:rFonts w:ascii="Helvetica Neue" w:hAnsi="Helvetica Neue"/>
+                <w:sz w:val="24"/>
+                <w:szCs w:val="24"/>
+              </w:rPr>
+              <w:t>Applica un filtro per visualizzare esclusivamente i compiti "da eseguire" all'interno del turno</w:t>
+            </w:r>
+          </w:p>
+        </w:tc>
+        <w:tc>
+          <w:tcPr>
+            <w:tcW w:w="4830" w:type="dxa"/>
+            <w:tcBorders>
+              <w:top w:val="single" w:sz="8" w:space="0" w:color="000000"/>
+              <w:left w:val="single" w:sz="8" w:space="0" w:color="000000"/>
+              <w:bottom w:val="single" w:sz="8" w:space="0" w:color="000000"/>
+              <w:right w:val="single" w:sz="8" w:space="0" w:color="000000"/>
+            </w:tcBorders>
+            <w:tcMar>
+              <w:top w:w="80" w:type="dxa"/>
+              <w:left w:w="80" w:type="dxa"/>
+              <w:bottom w:w="80" w:type="dxa"/>
+              <w:right w:w="80" w:type="dxa"/>
+            </w:tcMar>
+          </w:tcPr>
+          <w:p>
+            <w:pPr>
+              <w:pStyle w:val="Corpo"/>
+              <w:jc w:val="left"/>
+              <w:rPr>
+                <w:rFonts w:ascii="Helvetica Neue" w:hAnsi="Helvetica Neue"/>
+                <w:color w:val="000000" w:themeColor="text1"/>
+                <w:sz w:val="24"/>
+                <w:szCs w:val="24"/>
+              </w:rPr>
+            </w:pPr>
+            <w:r>
+              <w:rPr>
+                <w:rFonts w:ascii="Helvetica Neue" w:hAnsi="Helvetica Neue"/>
+                <w:sz w:val="24"/>
+                <w:szCs w:val="24"/>
+              </w:rPr>
+              <w:t>Aggiorna l'elenco nascondendo i compiti già completati</w:t>
+            </w:r>
+          </w:p>
+        </w:tc>
+      </w:tr>
+      <w:tr>
+        <w:trPr>
+          <w:trHeight w:val="300"/>
+        </w:trPr>
+        <w:tc>
+          <w:tcPr>
+            <w:tcW w:w="1080" w:type="dxa"/>
+            <w:tcBorders>
+              <w:top w:val="single" w:sz="8" w:space="0" w:color="000000"/>
+              <w:left w:val="single" w:sz="8" w:space="0" w:color="000000"/>
+              <w:bottom w:val="single" w:sz="8" w:space="0" w:color="000000"/>
+              <w:right w:val="single" w:sz="8" w:space="0" w:color="000000"/>
+            </w:tcBorders>
+            <w:tcMar>
+              <w:top w:w="80" w:type="dxa"/>
+              <w:left w:w="80" w:type="dxa"/>
+              <w:bottom w:w="80" w:type="dxa"/>
+              <w:right w:w="80" w:type="dxa"/>
+            </w:tcMar>
+          </w:tcPr>
+          <w:p>
+            <w:pPr>
+              <w:rPr>
+                <w:rFonts w:ascii="Helvetica Neue" w:hAnsi="Helvetica Neue"/>
+                <w:color w:val="000000" w:themeColor="text1"/>
+                <w:sz w:val="24"/>
+                <w:szCs w:val="24"/>
+              </w:rPr>
+            </w:pPr>
+          </w:p>
+        </w:tc>
+        <w:tc>
+          <w:tcPr>
+            <w:tcW w:w="4605" w:type="dxa"/>
+            <w:tcBorders>
+              <w:top w:val="single" w:sz="8" w:space="0" w:color="000000"/>
+              <w:left w:val="single" w:sz="8" w:space="0" w:color="000000"/>
+              <w:bottom w:val="single" w:sz="8" w:space="0" w:color="000000"/>
+              <w:right w:val="single" w:sz="8" w:space="0" w:color="000000"/>
+            </w:tcBorders>
+            <w:tcMar>
+              <w:top w:w="80" w:type="dxa"/>
+              <w:left w:w="80" w:type="dxa"/>
+              <w:bottom w:w="80" w:type="dxa"/>
+              <w:right w:w="80" w:type="dxa"/>
+            </w:tcMar>
+          </w:tcPr>
+          <w:p>
+            <w:pPr>
+              <w:pStyle w:val="Corpo"/>
+              <w:spacing w:line="240" w:lineRule="auto"/>
+              <w:rPr>
+                <w:rFonts w:ascii="Helvetica Neue" w:hAnsi="Helvetica Neue"/>
+                <w:i/>
+                <w:iCs/>
+                <w:color w:val="000000" w:themeColor="text1"/>
+                <w:sz w:val="24"/>
+                <w:szCs w:val="24"/>
+              </w:rPr>
+            </w:pPr>
+            <w:r>
+              <w:rPr>
+                <w:rFonts w:ascii="Helvetica Neue" w:hAnsi="Helvetica Neue"/>
+                <w:i/>
+                <w:iCs/>
+                <w:sz w:val="24"/>
+                <w:szCs w:val="24"/>
+              </w:rPr>
+              <w:t>Il flusso riprende dal passo 2</w:t>
+            </w:r>
+          </w:p>
+        </w:tc>
+        <w:tc>
+          <w:tcPr>
+            <w:tcW w:w="4830" w:type="dxa"/>
+            <w:tcBorders>
+              <w:top w:val="single" w:sz="8" w:space="0" w:color="000000"/>
+              <w:left w:val="single" w:sz="8" w:space="0" w:color="000000"/>
+              <w:bottom w:val="single" w:sz="8" w:space="0" w:color="000000"/>
+              <w:right w:val="single" w:sz="8" w:space="0" w:color="000000"/>
+            </w:tcBorders>
+            <w:tcMar>
+              <w:top w:w="80" w:type="dxa"/>
+              <w:left w:w="80" w:type="dxa"/>
+              <w:bottom w:w="80" w:type="dxa"/>
+              <w:right w:w="80" w:type="dxa"/>
+            </w:tcMar>
+          </w:tcPr>
+          <w:p>
+            <w:pPr>
+              <w:rPr>
+                <w:rFonts w:ascii="Helvetica Neue" w:hAnsi="Helvetica Neue"/>
+                <w:color w:val="000000" w:themeColor="text1"/>
+                <w:sz w:val="24"/>
+                <w:szCs w:val="24"/>
+              </w:rPr>
+            </w:pPr>
+          </w:p>
+        </w:tc>
+      </w:tr>
+    </w:tbl>
+    <w:p>
+      <w:pPr>
+        <w:pStyle w:val="Intestazione"/>
+        <w:spacing w:after="0"/>
+        <w:rPr>
+          <w:rFonts w:ascii="Helvetica Neue" w:hAnsi="Helvetica Neue"/>
+        </w:rPr>
+      </w:pPr>
+      <w:r>
+        <w:rPr>
+          <w:rFonts w:ascii="Helvetica Neue" w:hAnsi="Helvetica Neue"/>
+        </w:rPr>
+        <w:t>Estensione 2a</w:t>
+      </w:r>
+    </w:p>
+    <w:p>
+      <w:pPr>
+        <w:pStyle w:val="Intestazione"/>
+        <w:spacing w:after="0"/>
+        <w:rPr>
+          <w:rFonts w:ascii="Helvetica Neue" w:hAnsi="Helvetica Neue"/>
+        </w:rPr>
+      </w:pPr>
+      <w:r>
+        <w:rPr>
+          <w:rFonts w:ascii="Helvetica Neue" w:hAnsi="Helvetica Neue"/>
+        </w:rPr>
+        <w:t>Estensione 4a</w:t>
       </w:r>
     </w:p>
     <w:tbl>
@@ -4703,7 +5036,7 @@
       </w:tr>
       <w:tr>
         <w:trPr>
-          <w:trHeight w:val="300"/>
+          <w:trHeight w:val="342"/>
         </w:trPr>
         <w:tc>
           <w:tcPr>
@@ -4756,6 +5089,7 @@
           <w:p>
             <w:pPr>
               <w:pStyle w:val="Intestazione2"/>
+              <w:spacing w:before="0"/>
               <w:rPr>
                 <w:rFonts w:ascii="Helvetica Neue" w:hAnsi="Helvetica Neue"/>
                 <w:b w:val="0"/>
@@ -4816,27 +5150,6 @@
         </w:tc>
       </w:tr>
     </w:tbl>
-    <w:p>
-      <w:pPr>
-        <w:pStyle w:val="Intestazione"/>
-        <w:spacing w:after="0"/>
-        <w:rPr>
-          <w:rFonts w:ascii="Helvetica Neue" w:hAnsi="Helvetica Neue"/>
-        </w:rPr>
-      </w:pPr>
-      <w:r>
-        <w:rPr>
-          <w:rFonts w:ascii="Helvetica Neue" w:hAnsi="Helvetica Neue"/>
-        </w:rPr>
-        <w:t xml:space="preserve">Estensione </w:t>
-      </w:r>
-      <w:r>
-        <w:rPr>
-          <w:rFonts w:ascii="Helvetica Neue" w:hAnsi="Helvetica Neue"/>
-        </w:rPr>
-        <w:t>2a</w:t>
-      </w:r>
-    </w:p>
     <w:p>
       <w:pPr>
         <w:pStyle w:val="Corpo"/>
@@ -4848,7 +5161,7 @@
     <w:tbl>
       <w:tblPr>
         <w:tblStyle w:val="TableNormal"/>
-        <w:tblpPr w:leftFromText="141" w:rightFromText="141" w:vertAnchor="page" w:horzAnchor="margin" w:tblpXSpec="center" w:tblpY="6055"/>
+        <w:tblpPr w:leftFromText="141" w:rightFromText="141" w:vertAnchor="page" w:horzAnchor="margin" w:tblpXSpec="center" w:tblpY="9111"/>
         <w:tblW w:w="10515" w:type="dxa"/>
         <w:tblBorders>
           <w:top w:val="single" w:sz="8" w:space="0" w:color="FFFFFF"/>
@@ -4892,22 +5205,22 @@
             <w:pPr>
               <w:pStyle w:val="Intestazione2"/>
               <w:spacing w:before="0" w:after="0"/>
-              <w:jc w:val="both"/>
-              <w:rPr>
-                <w:rFonts w:ascii="Helvetica Neue" w:hAnsi="Helvetica Neue"/>
-                <w:color w:val="000000" w:themeColor="text1"/>
-                <w:sz w:val="24"/>
-                <w:szCs w:val="24"/>
-              </w:rPr>
-            </w:pPr>
-            <w:r>
-              <w:rPr>
-                <w:rFonts w:ascii="Helvetica Neue" w:hAnsi="Helvetica Neue"/>
-                <w:color w:val="000000" w:themeColor="text1"/>
-                <w:sz w:val="24"/>
-                <w:szCs w:val="24"/>
-              </w:rPr>
-              <w:t xml:space="preserve"># </w:t>
+              <w:jc w:val="center"/>
+              <w:rPr>
+                <w:rFonts w:ascii="Helvetica Neue" w:hAnsi="Helvetica Neue"/>
+                <w:color w:val="000000" w:themeColor="text1"/>
+                <w:sz w:val="24"/>
+                <w:szCs w:val="24"/>
+              </w:rPr>
+            </w:pPr>
+            <w:r>
+              <w:rPr>
+                <w:rFonts w:ascii="Helvetica Neue" w:hAnsi="Helvetica Neue"/>
+                <w:color w:val="000000" w:themeColor="text1"/>
+                <w:sz w:val="24"/>
+                <w:szCs w:val="24"/>
+              </w:rPr>
+              <w:t>#</w:t>
             </w:r>
           </w:p>
         </w:tc>
@@ -5018,6 +5331,78 @@
             <w:pPr>
               <w:pStyle w:val="Intestazione3"/>
               <w:spacing w:before="0"/>
+              <w:jc w:val="center"/>
+              <w:rPr>
+                <w:rFonts w:ascii="Helvetica Neue" w:hAnsi="Helvetica Neue"/>
+                <w:color w:val="000000" w:themeColor="text1"/>
+                <w:sz w:val="24"/>
+                <w:szCs w:val="24"/>
+              </w:rPr>
+            </w:pPr>
+            <w:r>
+              <w:rPr>
+                <w:rFonts w:ascii="Helvetica Neue" w:hAnsi="Helvetica Neue"/>
+                <w:color w:val="000000" w:themeColor="text1"/>
+                <w:sz w:val="24"/>
+                <w:szCs w:val="24"/>
+              </w:rPr>
+              <w:t>4a.1</w:t>
+            </w:r>
+          </w:p>
+        </w:tc>
+        <w:tc>
+          <w:tcPr>
+            <w:tcW w:w="4605" w:type="dxa"/>
+            <w:tcBorders>
+              <w:top w:val="single" w:sz="8" w:space="0" w:color="000000"/>
+              <w:left w:val="single" w:sz="8" w:space="0" w:color="000000"/>
+              <w:bottom w:val="single" w:sz="8" w:space="0" w:color="000000"/>
+              <w:right w:val="single" w:sz="8" w:space="0" w:color="000000"/>
+            </w:tcBorders>
+            <w:tcMar>
+              <w:top w:w="80" w:type="dxa"/>
+              <w:left w:w="80" w:type="dxa"/>
+              <w:bottom w:w="80" w:type="dxa"/>
+              <w:right w:w="80" w:type="dxa"/>
+            </w:tcMar>
+          </w:tcPr>
+          <w:p>
+            <w:pPr>
+              <w:pStyle w:val="NormaleWeb"/>
+              <w:rPr>
+                <w:rFonts w:ascii="Helvetica Neue" w:hAnsi="Helvetica Neue"/>
+                <w:color w:val="000000" w:themeColor="text1"/>
+                <w:sz w:val="24"/>
+                <w:szCs w:val="24"/>
+              </w:rPr>
+            </w:pPr>
+            <w:r>
+              <w:rPr>
+                <w:rFonts w:ascii="Helvetica Neue" w:hAnsi="Helvetica Neue"/>
+              </w:rPr>
+              <w:t>Rimuove il contrassegno di "completato" da un compito precedentemente terminato (es. per segnalazione errata)</w:t>
+            </w:r>
+          </w:p>
+        </w:tc>
+        <w:tc>
+          <w:tcPr>
+            <w:tcW w:w="4830" w:type="dxa"/>
+            <w:tcBorders>
+              <w:top w:val="single" w:sz="8" w:space="0" w:color="000000"/>
+              <w:left w:val="single" w:sz="8" w:space="0" w:color="000000"/>
+              <w:bottom w:val="single" w:sz="8" w:space="0" w:color="000000"/>
+              <w:right w:val="single" w:sz="8" w:space="0" w:color="000000"/>
+            </w:tcBorders>
+            <w:tcMar>
+              <w:top w:w="80" w:type="dxa"/>
+              <w:left w:w="80" w:type="dxa"/>
+              <w:bottom w:w="80" w:type="dxa"/>
+              <w:right w:w="80" w:type="dxa"/>
+            </w:tcMar>
+          </w:tcPr>
+          <w:p>
+            <w:pPr>
+              <w:pStyle w:val="Corpo"/>
               <w:jc w:val="left"/>
               <w:rPr>
                 <w:rFonts w:ascii="Helvetica Neue" w:hAnsi="Helvetica Neue"/>
@@ -5029,93 +5414,8 @@
             <w:r>
               <w:rPr>
                 <w:rFonts w:ascii="Helvetica Neue" w:hAnsi="Helvetica Neue"/>
-                <w:color w:val="000000" w:themeColor="text1"/>
-                <w:sz w:val="24"/>
-                <w:szCs w:val="24"/>
-              </w:rPr>
-              <w:t>2</w:t>
-            </w:r>
-            <w:r>
-              <w:rPr>
-                <w:rFonts w:ascii="Helvetica Neue" w:hAnsi="Helvetica Neue"/>
-                <w:color w:val="000000" w:themeColor="text1"/>
-                <w:sz w:val="24"/>
-                <w:szCs w:val="24"/>
-              </w:rPr>
-              <w:t>a.1</w:t>
-            </w:r>
-          </w:p>
-        </w:tc>
-        <w:tc>
-          <w:tcPr>
-            <w:tcW w:w="4605" w:type="dxa"/>
-            <w:tcBorders>
-              <w:top w:val="single" w:sz="8" w:space="0" w:color="000000"/>
-              <w:left w:val="single" w:sz="8" w:space="0" w:color="000000"/>
-              <w:bottom w:val="single" w:sz="8" w:space="0" w:color="000000"/>
-              <w:right w:val="single" w:sz="8" w:space="0" w:color="000000"/>
-            </w:tcBorders>
-            <w:tcMar>
-              <w:top w:w="80" w:type="dxa"/>
-              <w:left w:w="80" w:type="dxa"/>
-              <w:bottom w:w="80" w:type="dxa"/>
-              <w:right w:w="80" w:type="dxa"/>
-            </w:tcMar>
-          </w:tcPr>
-          <w:p>
-            <w:pPr>
-              <w:pStyle w:val="NormaleWeb"/>
-              <w:rPr>
-                <w:rFonts w:ascii="Helvetica Neue" w:hAnsi="Helvetica Neue"/>
-                <w:color w:val="000000" w:themeColor="text1"/>
-                <w:sz w:val="24"/>
-                <w:szCs w:val="24"/>
-              </w:rPr>
-            </w:pPr>
-            <w:r>
-              <w:rPr>
-                <w:rFonts w:ascii="Helvetica Neue" w:hAnsi="Helvetica Neue"/>
-                <w:sz w:val="24"/>
-                <w:szCs w:val="24"/>
-              </w:rPr>
-              <w:t>Applica un filtro per visualizzare esclusivamente i compiti "da eseguire" all'interno del turno</w:t>
-            </w:r>
-          </w:p>
-        </w:tc>
-        <w:tc>
-          <w:tcPr>
-            <w:tcW w:w="4830" w:type="dxa"/>
-            <w:tcBorders>
-              <w:top w:val="single" w:sz="8" w:space="0" w:color="000000"/>
-              <w:left w:val="single" w:sz="8" w:space="0" w:color="000000"/>
-              <w:bottom w:val="single" w:sz="8" w:space="0" w:color="000000"/>
-              <w:right w:val="single" w:sz="8" w:space="0" w:color="000000"/>
-            </w:tcBorders>
-            <w:tcMar>
-              <w:top w:w="80" w:type="dxa"/>
-              <w:left w:w="80" w:type="dxa"/>
-              <w:bottom w:w="80" w:type="dxa"/>
-              <w:right w:w="80" w:type="dxa"/>
-            </w:tcMar>
-          </w:tcPr>
-          <w:p>
-            <w:pPr>
-              <w:pStyle w:val="Corpo"/>
-              <w:jc w:val="left"/>
-              <w:rPr>
-                <w:rFonts w:ascii="Helvetica Neue" w:hAnsi="Helvetica Neue"/>
-                <w:color w:val="000000" w:themeColor="text1"/>
-                <w:sz w:val="24"/>
-                <w:szCs w:val="24"/>
-              </w:rPr>
-            </w:pPr>
-            <w:r>
-              <w:rPr>
-                <w:rFonts w:ascii="Helvetica Neue" w:hAnsi="Helvetica Neue"/>
-                <w:sz w:val="24"/>
-                <w:szCs w:val="24"/>
-              </w:rPr>
-              <w:t>Aggiorna l'elenco nascondendo i compiti già completati</w:t>
+              </w:rPr>
+              <w:t>Aggiorna e registra nuovamente lo stato del compito come "da eseguire"</w:t>
             </w:r>
           </w:p>
         </w:tc>
@@ -5142,6 +5442,7 @@
           </w:tcPr>
           <w:p>
             <w:pPr>
+              <w:jc w:val="center"/>
               <w:rPr>
                 <w:rFonts w:ascii="Helvetica Neue" w:hAnsi="Helvetica Neue"/>
                 <w:color w:val="000000" w:themeColor="text1"/>
@@ -5188,7 +5489,7 @@
                 <w:sz w:val="24"/>
                 <w:szCs w:val="24"/>
               </w:rPr>
-              <w:t>Il flusso riprende dal passo 2</w:t>
+              <w:t>Il flusso riprende dal passo 5</w:t>
             </w:r>
           </w:p>
         </w:tc>
@@ -5223,8 +5524,7 @@
     </w:tbl>
     <w:p>
       <w:pPr>
-        <w:pStyle w:val="Intestazione"/>
-        <w:spacing w:after="0"/>
+        <w:pStyle w:val="Corpo"/>
         <w:rPr>
           <w:rFonts w:ascii="Helvetica Neue" w:hAnsi="Helvetica Neue"/>
         </w:rPr>
@@ -5232,8 +5532,6 @@
     </w:p>
     <w:p>
       <w:pPr>
-        <w:pStyle w:val="Intestazione"/>
-        <w:spacing w:after="0"/>
         <w:rPr>
           <w:rFonts w:ascii="Helvetica Neue" w:hAnsi="Helvetica Neue"/>
         </w:rPr>
@@ -5241,428 +5539,14 @@
     </w:p>
     <w:p>
       <w:pPr>
-        <w:pStyle w:val="Intestazione"/>
-        <w:spacing w:after="0"/>
-        <w:rPr>
-          <w:rFonts w:ascii="Helvetica Neue" w:hAnsi="Helvetica Neue"/>
-        </w:rPr>
-      </w:pPr>
-      <w:r>
-        <w:rPr>
-          <w:rFonts w:ascii="Helvetica Neue" w:hAnsi="Helvetica Neue"/>
-        </w:rPr>
-        <w:t xml:space="preserve">Estensione </w:t>
-      </w:r>
-      <w:r>
-        <w:rPr>
-          <w:rFonts w:ascii="Helvetica Neue" w:hAnsi="Helvetica Neue"/>
-        </w:rPr>
-        <w:t>4</w:t>
-      </w:r>
-      <w:r>
-        <w:rPr>
-          <w:rFonts w:ascii="Helvetica Neue" w:hAnsi="Helvetica Neue"/>
-        </w:rPr>
-        <w:t>a</w:t>
-      </w:r>
-    </w:p>
-    <w:p>
-      <w:pPr>
-        <w:pStyle w:val="Corpo"/>
-        <w:rPr>
-          <w:rFonts w:ascii="Helvetica Neue" w:hAnsi="Helvetica Neue"/>
-        </w:rPr>
-      </w:pPr>
-    </w:p>
-    <w:tbl>
-      <w:tblPr>
-        <w:tblStyle w:val="TableNormal"/>
-        <w:tblpPr w:leftFromText="141" w:rightFromText="141" w:vertAnchor="page" w:horzAnchor="margin" w:tblpXSpec="center" w:tblpY="11419"/>
-        <w:tblW w:w="10515" w:type="dxa"/>
-        <w:tblBorders>
-          <w:top w:val="single" w:sz="8" w:space="0" w:color="FFFFFF"/>
-          <w:left w:val="single" w:sz="8" w:space="0" w:color="FFFFFF"/>
-          <w:bottom w:val="single" w:sz="8" w:space="0" w:color="FFFFFF"/>
-          <w:right w:val="single" w:sz="8" w:space="0" w:color="FFFFFF"/>
-          <w:insideH w:val="single" w:sz="8" w:space="0" w:color="FFFFFF"/>
-          <w:insideV w:val="single" w:sz="8" w:space="0" w:color="FFFFFF"/>
-        </w:tblBorders>
-        <w:shd w:val="clear" w:color="auto" w:fill="CED7E7"/>
-        <w:tblLayout w:type="fixed"/>
-        <w:tblLook w:val="04A0" w:firstRow="1" w:lastRow="0" w:firstColumn="1" w:lastColumn="0" w:noHBand="0" w:noVBand="1"/>
-      </w:tblPr>
-      <w:tblGrid>
-        <w:gridCol w:w="1080"/>
-        <w:gridCol w:w="4605"/>
-        <w:gridCol w:w="4830"/>
-      </w:tblGrid>
-      <w:tr>
-        <w:trPr>
-          <w:trHeight w:val="360"/>
-        </w:trPr>
-        <w:tc>
-          <w:tcPr>
-            <w:tcW w:w="1080" w:type="dxa"/>
-            <w:tcBorders>
-              <w:top w:val="single" w:sz="8" w:space="0" w:color="000000"/>
-              <w:left w:val="single" w:sz="8" w:space="0" w:color="000000"/>
-              <w:bottom w:val="single" w:sz="8" w:space="0" w:color="000000"/>
-              <w:right w:val="single" w:sz="8" w:space="0" w:color="000000"/>
-            </w:tcBorders>
-            <w:shd w:val="clear" w:color="auto" w:fill="C5F5E7"/>
-            <w:tcMar>
-              <w:top w:w="80" w:type="dxa"/>
-              <w:left w:w="80" w:type="dxa"/>
-              <w:bottom w:w="80" w:type="dxa"/>
-              <w:right w:w="80" w:type="dxa"/>
-            </w:tcMar>
-          </w:tcPr>
-          <w:p>
-            <w:pPr>
-              <w:pStyle w:val="Intestazione2"/>
-              <w:spacing w:before="0" w:after="0"/>
-              <w:jc w:val="center"/>
-              <w:rPr>
-                <w:rFonts w:ascii="Helvetica Neue" w:hAnsi="Helvetica Neue"/>
-                <w:color w:val="000000" w:themeColor="text1"/>
-                <w:sz w:val="24"/>
-                <w:szCs w:val="24"/>
-              </w:rPr>
-            </w:pPr>
-            <w:r>
-              <w:rPr>
-                <w:rFonts w:ascii="Helvetica Neue" w:hAnsi="Helvetica Neue"/>
-                <w:color w:val="000000" w:themeColor="text1"/>
-                <w:sz w:val="24"/>
-                <w:szCs w:val="24"/>
-              </w:rPr>
-              <w:t>#</w:t>
-            </w:r>
-          </w:p>
-        </w:tc>
-        <w:tc>
-          <w:tcPr>
-            <w:tcW w:w="4605" w:type="dxa"/>
-            <w:tcBorders>
-              <w:top w:val="single" w:sz="8" w:space="0" w:color="000000"/>
-              <w:left w:val="single" w:sz="8" w:space="0" w:color="000000"/>
-              <w:bottom w:val="single" w:sz="8" w:space="0" w:color="000000"/>
-              <w:right w:val="single" w:sz="8" w:space="0" w:color="000000"/>
-            </w:tcBorders>
-            <w:shd w:val="clear" w:color="auto" w:fill="C5F5E7"/>
-            <w:tcMar>
-              <w:top w:w="80" w:type="dxa"/>
-              <w:left w:w="180" w:type="dxa"/>
-              <w:bottom w:w="80" w:type="dxa"/>
-              <w:right w:w="80" w:type="dxa"/>
-            </w:tcMar>
-          </w:tcPr>
-          <w:p>
-            <w:pPr>
-              <w:pStyle w:val="Intestazione2"/>
-              <w:spacing w:before="0" w:after="0"/>
-              <w:ind w:left="100"/>
-              <w:jc w:val="center"/>
-              <w:rPr>
-                <w:rFonts w:ascii="Helvetica Neue" w:hAnsi="Helvetica Neue"/>
-                <w:color w:val="000000" w:themeColor="text1"/>
-                <w:sz w:val="24"/>
-                <w:szCs w:val="24"/>
-              </w:rPr>
-            </w:pPr>
-            <w:r>
-              <w:rPr>
-                <w:rFonts w:ascii="Helvetica Neue" w:hAnsi="Helvetica Neue"/>
-                <w:color w:val="000000" w:themeColor="text1"/>
-                <w:sz w:val="24"/>
-                <w:szCs w:val="24"/>
-              </w:rPr>
-              <w:t>Attore</w:t>
-            </w:r>
-          </w:p>
-        </w:tc>
-        <w:tc>
-          <w:tcPr>
-            <w:tcW w:w="4830" w:type="dxa"/>
-            <w:tcBorders>
-              <w:top w:val="single" w:sz="8" w:space="0" w:color="000000"/>
-              <w:left w:val="single" w:sz="8" w:space="0" w:color="000000"/>
-              <w:bottom w:val="single" w:sz="8" w:space="0" w:color="000000"/>
-              <w:right w:val="single" w:sz="8" w:space="0" w:color="000000"/>
-            </w:tcBorders>
-            <w:shd w:val="clear" w:color="auto" w:fill="C5F5E7"/>
-            <w:tcMar>
-              <w:top w:w="80" w:type="dxa"/>
-              <w:left w:w="180" w:type="dxa"/>
-              <w:bottom w:w="80" w:type="dxa"/>
-              <w:right w:w="80" w:type="dxa"/>
-            </w:tcMar>
-          </w:tcPr>
-          <w:p>
-            <w:pPr>
-              <w:pStyle w:val="Intestazione2"/>
-              <w:spacing w:before="0" w:after="0"/>
-              <w:ind w:left="100"/>
-              <w:jc w:val="center"/>
-              <w:rPr>
-                <w:rFonts w:ascii="Helvetica Neue" w:hAnsi="Helvetica Neue"/>
-                <w:color w:val="000000" w:themeColor="text1"/>
-                <w:sz w:val="24"/>
-                <w:szCs w:val="24"/>
-              </w:rPr>
-            </w:pPr>
-            <w:r>
-              <w:rPr>
-                <w:rFonts w:ascii="Helvetica Neue" w:hAnsi="Helvetica Neue"/>
-                <w:color w:val="000000" w:themeColor="text1"/>
-                <w:sz w:val="24"/>
-                <w:szCs w:val="24"/>
-              </w:rPr>
-              <w:t>Sistema</w:t>
-            </w:r>
-          </w:p>
-        </w:tc>
-      </w:tr>
-      <w:tr>
-        <w:trPr>
-          <w:trHeight w:val="622"/>
-        </w:trPr>
-        <w:tc>
-          <w:tcPr>
-            <w:tcW w:w="1080" w:type="dxa"/>
-            <w:tcBorders>
-              <w:top w:val="single" w:sz="8" w:space="0" w:color="000000"/>
-              <w:left w:val="single" w:sz="8" w:space="0" w:color="000000"/>
-              <w:bottom w:val="single" w:sz="8" w:space="0" w:color="000000"/>
-              <w:right w:val="single" w:sz="8" w:space="0" w:color="000000"/>
-            </w:tcBorders>
-            <w:tcMar>
-              <w:top w:w="80" w:type="dxa"/>
-              <w:left w:w="80" w:type="dxa"/>
-              <w:bottom w:w="80" w:type="dxa"/>
-              <w:right w:w="80" w:type="dxa"/>
-            </w:tcMar>
-          </w:tcPr>
-          <w:p>
-            <w:pPr>
-              <w:pStyle w:val="Intestazione3"/>
-              <w:spacing w:before="0"/>
-              <w:jc w:val="center"/>
-              <w:rPr>
-                <w:rFonts w:ascii="Helvetica Neue" w:hAnsi="Helvetica Neue"/>
-                <w:color w:val="000000" w:themeColor="text1"/>
-                <w:sz w:val="24"/>
-                <w:szCs w:val="24"/>
-              </w:rPr>
-            </w:pPr>
-            <w:r>
-              <w:rPr>
-                <w:rFonts w:ascii="Helvetica Neue" w:hAnsi="Helvetica Neue"/>
-                <w:color w:val="000000" w:themeColor="text1"/>
-                <w:sz w:val="24"/>
-                <w:szCs w:val="24"/>
-              </w:rPr>
-              <w:t>4</w:t>
-            </w:r>
-            <w:r>
-              <w:rPr>
-                <w:rFonts w:ascii="Helvetica Neue" w:hAnsi="Helvetica Neue"/>
-                <w:color w:val="000000" w:themeColor="text1"/>
-                <w:sz w:val="24"/>
-                <w:szCs w:val="24"/>
-              </w:rPr>
-              <w:t>a.1</w:t>
-            </w:r>
-          </w:p>
-        </w:tc>
-        <w:tc>
-          <w:tcPr>
-            <w:tcW w:w="4605" w:type="dxa"/>
-            <w:tcBorders>
-              <w:top w:val="single" w:sz="8" w:space="0" w:color="000000"/>
-              <w:left w:val="single" w:sz="8" w:space="0" w:color="000000"/>
-              <w:bottom w:val="single" w:sz="8" w:space="0" w:color="000000"/>
-              <w:right w:val="single" w:sz="8" w:space="0" w:color="000000"/>
-            </w:tcBorders>
-            <w:tcMar>
-              <w:top w:w="80" w:type="dxa"/>
-              <w:left w:w="80" w:type="dxa"/>
-              <w:bottom w:w="80" w:type="dxa"/>
-              <w:right w:w="80" w:type="dxa"/>
-            </w:tcMar>
-          </w:tcPr>
-          <w:p>
-            <w:pPr>
-              <w:pStyle w:val="NormaleWeb"/>
-              <w:rPr>
-                <w:rFonts w:ascii="Helvetica Neue" w:hAnsi="Helvetica Neue"/>
-                <w:color w:val="000000" w:themeColor="text1"/>
-                <w:sz w:val="24"/>
-                <w:szCs w:val="24"/>
-              </w:rPr>
-            </w:pPr>
-            <w:r>
-              <w:rPr>
-                <w:rFonts w:ascii="Helvetica Neue" w:hAnsi="Helvetica Neue"/>
-              </w:rPr>
-              <w:t>Rimuove il contrassegno di "completato" da un compito precedentemente terminato (es. per segnalazione errata)</w:t>
-            </w:r>
-          </w:p>
-        </w:tc>
-        <w:tc>
-          <w:tcPr>
-            <w:tcW w:w="4830" w:type="dxa"/>
-            <w:tcBorders>
-              <w:top w:val="single" w:sz="8" w:space="0" w:color="000000"/>
-              <w:left w:val="single" w:sz="8" w:space="0" w:color="000000"/>
-              <w:bottom w:val="single" w:sz="8" w:space="0" w:color="000000"/>
-              <w:right w:val="single" w:sz="8" w:space="0" w:color="000000"/>
-            </w:tcBorders>
-            <w:tcMar>
-              <w:top w:w="80" w:type="dxa"/>
-              <w:left w:w="80" w:type="dxa"/>
-              <w:bottom w:w="80" w:type="dxa"/>
-              <w:right w:w="80" w:type="dxa"/>
-            </w:tcMar>
-          </w:tcPr>
-          <w:p>
-            <w:pPr>
-              <w:pStyle w:val="Corpo"/>
-              <w:jc w:val="left"/>
-              <w:rPr>
-                <w:rFonts w:ascii="Helvetica Neue" w:hAnsi="Helvetica Neue"/>
-                <w:color w:val="000000" w:themeColor="text1"/>
-                <w:sz w:val="24"/>
-                <w:szCs w:val="24"/>
-              </w:rPr>
-            </w:pPr>
-            <w:r>
-              <w:rPr>
-                <w:rFonts w:ascii="Helvetica Neue" w:hAnsi="Helvetica Neue"/>
-              </w:rPr>
-              <w:t>Aggiorna e registra nuovamente lo stato del compito come "da eseguire"</w:t>
-            </w:r>
-          </w:p>
-        </w:tc>
-      </w:tr>
-      <w:tr>
-        <w:trPr>
-          <w:trHeight w:val="300"/>
-        </w:trPr>
-        <w:tc>
-          <w:tcPr>
-            <w:tcW w:w="1080" w:type="dxa"/>
-            <w:tcBorders>
-              <w:top w:val="single" w:sz="8" w:space="0" w:color="000000"/>
-              <w:left w:val="single" w:sz="8" w:space="0" w:color="000000"/>
-              <w:bottom w:val="single" w:sz="8" w:space="0" w:color="000000"/>
-              <w:right w:val="single" w:sz="8" w:space="0" w:color="000000"/>
-            </w:tcBorders>
-            <w:tcMar>
-              <w:top w:w="80" w:type="dxa"/>
-              <w:left w:w="80" w:type="dxa"/>
-              <w:bottom w:w="80" w:type="dxa"/>
-              <w:right w:w="80" w:type="dxa"/>
-            </w:tcMar>
-          </w:tcPr>
-          <w:p>
-            <w:pPr>
-              <w:jc w:val="center"/>
-              <w:rPr>
-                <w:rFonts w:ascii="Helvetica Neue" w:hAnsi="Helvetica Neue"/>
-                <w:color w:val="000000" w:themeColor="text1"/>
-                <w:sz w:val="24"/>
-                <w:szCs w:val="24"/>
-              </w:rPr>
-            </w:pPr>
-          </w:p>
-        </w:tc>
-        <w:tc>
-          <w:tcPr>
-            <w:tcW w:w="4605" w:type="dxa"/>
-            <w:tcBorders>
-              <w:top w:val="single" w:sz="8" w:space="0" w:color="000000"/>
-              <w:left w:val="single" w:sz="8" w:space="0" w:color="000000"/>
-              <w:bottom w:val="single" w:sz="8" w:space="0" w:color="000000"/>
-              <w:right w:val="single" w:sz="8" w:space="0" w:color="000000"/>
-            </w:tcBorders>
-            <w:tcMar>
-              <w:top w:w="80" w:type="dxa"/>
-              <w:left w:w="80" w:type="dxa"/>
-              <w:bottom w:w="80" w:type="dxa"/>
-              <w:right w:w="80" w:type="dxa"/>
-            </w:tcMar>
-          </w:tcPr>
-          <w:p>
-            <w:pPr>
-              <w:pStyle w:val="Corpo"/>
-              <w:spacing w:line="240" w:lineRule="auto"/>
-              <w:rPr>
-                <w:rFonts w:ascii="Helvetica Neue" w:hAnsi="Helvetica Neue"/>
-                <w:i/>
-                <w:iCs/>
-                <w:color w:val="000000" w:themeColor="text1"/>
-                <w:sz w:val="24"/>
-                <w:szCs w:val="24"/>
-              </w:rPr>
-            </w:pPr>
-            <w:r>
-              <w:rPr>
-                <w:rFonts w:ascii="Helvetica Neue" w:hAnsi="Helvetica Neue"/>
-                <w:i/>
-                <w:iCs/>
-                <w:sz w:val="24"/>
-                <w:szCs w:val="24"/>
-              </w:rPr>
-              <w:t xml:space="preserve">Il flusso riprende dal passo </w:t>
-            </w:r>
-            <w:r>
-              <w:rPr>
-                <w:rFonts w:ascii="Helvetica Neue" w:hAnsi="Helvetica Neue"/>
-                <w:i/>
-                <w:iCs/>
-                <w:sz w:val="24"/>
-                <w:szCs w:val="24"/>
-              </w:rPr>
-              <w:t>5</w:t>
-            </w:r>
-          </w:p>
-        </w:tc>
-        <w:tc>
-          <w:tcPr>
-            <w:tcW w:w="4830" w:type="dxa"/>
-            <w:tcBorders>
-              <w:top w:val="single" w:sz="8" w:space="0" w:color="000000"/>
-              <w:left w:val="single" w:sz="8" w:space="0" w:color="000000"/>
-              <w:bottom w:val="single" w:sz="8" w:space="0" w:color="000000"/>
-              <w:right w:val="single" w:sz="8" w:space="0" w:color="000000"/>
-            </w:tcBorders>
-            <w:tcMar>
-              <w:top w:w="80" w:type="dxa"/>
-              <w:left w:w="80" w:type="dxa"/>
-              <w:bottom w:w="80" w:type="dxa"/>
-              <w:right w:w="80" w:type="dxa"/>
-            </w:tcMar>
-          </w:tcPr>
-          <w:p>
-            <w:pPr>
-              <w:rPr>
-                <w:rFonts w:ascii="Helvetica Neue" w:hAnsi="Helvetica Neue"/>
-                <w:color w:val="000000" w:themeColor="text1"/>
-                <w:sz w:val="24"/>
-                <w:szCs w:val="24"/>
-              </w:rPr>
-            </w:pPr>
-          </w:p>
-        </w:tc>
-      </w:tr>
-    </w:tbl>
-    <w:p>
-      <w:pPr>
         <w:rPr>
           <w:rFonts w:ascii="Helvetica Neue" w:eastAsia="Oxygen" w:hAnsi="Helvetica Neue" w:cs="Oxygen"/>
+          <w:b/>
+          <w:bCs/>
           <w:color w:val="000000"/>
           <w:kern w:val="0"/>
+          <w:sz w:val="36"/>
+          <w:szCs w:val="36"/>
           <w:u w:color="000000"/>
           <w:bdr w:val="nil"/>
           <w:lang w:eastAsia="it-IT"/>
@@ -5677,44 +5561,14 @@
       <w:r>
         <w:rPr>
           <w:rFonts w:ascii="Helvetica Neue" w:hAnsi="Helvetica Neue"/>
-        </w:rPr>
-        <w:br w:type="page"/>
-      </w:r>
-    </w:p>
-    <w:p>
-      <w:pPr>
-        <w:pStyle w:val="Intestazione"/>
-        <w:spacing w:after="0"/>
-        <w:rPr>
-          <w:rFonts w:ascii="Helvetica Neue" w:hAnsi="Helvetica Neue"/>
+          <w:b/>
+          <w:bCs/>
           <w:color w:val="CC0000"/>
+          <w:sz w:val="36"/>
+          <w:szCs w:val="36"/>
           <w:u w:color="CC0000"/>
         </w:rPr>
-      </w:pPr>
-      <w:r>
-        <w:rPr>
-          <w:rFonts w:ascii="Helvetica Neue" w:hAnsi="Helvetica Neue"/>
-          <w:color w:val="CC0000"/>
-          <w:u w:color="CC0000"/>
-        </w:rPr>
-        <w:lastRenderedPageBreak/>
-        <w:t xml:space="preserve">Eccezione </w:t>
-      </w:r>
-      <w:r>
-        <w:rPr>
-          <w:rFonts w:ascii="Helvetica Neue" w:hAnsi="Helvetica Neue"/>
-          <w:color w:val="CC0000"/>
-          <w:u w:color="CC0000"/>
-        </w:rPr>
-        <w:t>4a</w:t>
-      </w:r>
-      <w:r>
-        <w:rPr>
-          <w:rFonts w:ascii="Helvetica Neue" w:hAnsi="Helvetica Neue"/>
-          <w:color w:val="CC0000"/>
-          <w:u w:color="CC0000"/>
-        </w:rPr>
-        <w:t>.1a</w:t>
+        <w:t>Eccezione 4a.1a</w:t>
       </w:r>
     </w:p>
     <w:p>
@@ -5908,17 +5762,7 @@
                 <w:szCs w:val="24"/>
                 <w:u w:color="CC0000"/>
               </w:rPr>
-              <w:t>4a</w:t>
-            </w:r>
-            <w:r>
-              <w:rPr>
-                <w:rFonts w:ascii="Helvetica Neue" w:hAnsi="Helvetica Neue"/>
-                <w:color w:val="CC0000"/>
-                <w:sz w:val="24"/>
-                <w:szCs w:val="24"/>
-                <w:u w:color="CC0000"/>
-              </w:rPr>
-              <w:t>.1a</w:t>
+              <w:t>4a.1a</w:t>
             </w:r>
           </w:p>
         </w:tc>
@@ -6093,270 +5937,6 @@
         </w:tc>
       </w:tr>
     </w:tbl>
-    <w:p>
-      <w:pPr>
-        <w:pStyle w:val="Corpo"/>
-        <w:rPr>
-          <w:rFonts w:ascii="Helvetica Neue" w:hAnsi="Helvetica Neue"/>
-        </w:rPr>
-      </w:pPr>
-    </w:p>
-    <w:p>
-      <w:pPr>
-        <w:pStyle w:val="Corpo"/>
-        <w:rPr>
-          <w:rFonts w:ascii="Helvetica Neue" w:hAnsi="Helvetica Neue"/>
-        </w:rPr>
-      </w:pPr>
-    </w:p>
-    <w:p>
-      <w:pPr>
-        <w:pStyle w:val="Corpo"/>
-        <w:rPr>
-          <w:rFonts w:ascii="Helvetica Neue" w:hAnsi="Helvetica Neue"/>
-        </w:rPr>
-      </w:pPr>
-    </w:p>
-    <w:p>
-      <w:pPr>
-        <w:pStyle w:val="Corpo"/>
-        <w:rPr>
-          <w:rFonts w:ascii="Helvetica Neue" w:hAnsi="Helvetica Neue"/>
-        </w:rPr>
-      </w:pPr>
-    </w:p>
-    <w:p>
-      <w:pPr>
-        <w:pStyle w:val="Corpo"/>
-        <w:rPr>
-          <w:rFonts w:ascii="Helvetica Neue" w:hAnsi="Helvetica Neue"/>
-        </w:rPr>
-      </w:pPr>
-    </w:p>
-    <w:p>
-      <w:pPr>
-        <w:pStyle w:val="Corpo"/>
-        <w:rPr>
-          <w:rFonts w:ascii="Helvetica Neue" w:hAnsi="Helvetica Neue"/>
-        </w:rPr>
-      </w:pPr>
-    </w:p>
-    <w:p>
-      <w:pPr>
-        <w:pStyle w:val="Corpo"/>
-        <w:rPr>
-          <w:rFonts w:ascii="Helvetica Neue" w:hAnsi="Helvetica Neue"/>
-        </w:rPr>
-      </w:pPr>
-    </w:p>
-    <w:p>
-      <w:pPr>
-        <w:pStyle w:val="Corpo"/>
-        <w:rPr>
-          <w:rFonts w:ascii="Helvetica Neue" w:hAnsi="Helvetica Neue"/>
-        </w:rPr>
-      </w:pPr>
-    </w:p>
-    <w:p>
-      <w:pPr>
-        <w:pStyle w:val="Corpo"/>
-        <w:rPr>
-          <w:rFonts w:ascii="Helvetica Neue" w:hAnsi="Helvetica Neue"/>
-        </w:rPr>
-      </w:pPr>
-    </w:p>
-    <w:p>
-      <w:pPr>
-        <w:pStyle w:val="Corpo"/>
-        <w:rPr>
-          <w:rFonts w:ascii="Helvetica Neue" w:hAnsi="Helvetica Neue"/>
-        </w:rPr>
-      </w:pPr>
-    </w:p>
-    <w:p>
-      <w:pPr>
-        <w:pStyle w:val="Corpo"/>
-        <w:rPr>
-          <w:rFonts w:ascii="Helvetica Neue" w:hAnsi="Helvetica Neue"/>
-        </w:rPr>
-      </w:pPr>
-    </w:p>
-    <w:p>
-      <w:pPr>
-        <w:pStyle w:val="Corpo"/>
-        <w:rPr>
-          <w:rFonts w:ascii="Helvetica Neue" w:hAnsi="Helvetica Neue"/>
-        </w:rPr>
-      </w:pPr>
-    </w:p>
-    <w:p>
-      <w:pPr>
-        <w:pStyle w:val="Corpo"/>
-        <w:rPr>
-          <w:rFonts w:ascii="Helvetica Neue" w:hAnsi="Helvetica Neue"/>
-        </w:rPr>
-      </w:pPr>
-    </w:p>
-    <w:p>
-      <w:pPr>
-        <w:pStyle w:val="Corpo"/>
-        <w:rPr>
-          <w:rFonts w:ascii="Helvetica Neue" w:hAnsi="Helvetica Neue"/>
-        </w:rPr>
-      </w:pPr>
-    </w:p>
-    <w:p>
-      <w:pPr>
-        <w:pStyle w:val="Corpo"/>
-        <w:rPr>
-          <w:rFonts w:ascii="Helvetica Neue" w:hAnsi="Helvetica Neue"/>
-        </w:rPr>
-      </w:pPr>
-    </w:p>
-    <w:p>
-      <w:pPr>
-        <w:pStyle w:val="Corpo"/>
-        <w:rPr>
-          <w:rFonts w:ascii="Helvetica Neue" w:hAnsi="Helvetica Neue"/>
-        </w:rPr>
-      </w:pPr>
-    </w:p>
-    <w:p>
-      <w:pPr>
-        <w:pStyle w:val="Corpo"/>
-        <w:rPr>
-          <w:rFonts w:ascii="Helvetica Neue" w:hAnsi="Helvetica Neue"/>
-        </w:rPr>
-      </w:pPr>
-    </w:p>
-    <w:p>
-      <w:pPr>
-        <w:pStyle w:val="Corpo"/>
-        <w:rPr>
-          <w:rFonts w:ascii="Helvetica Neue" w:hAnsi="Helvetica Neue"/>
-        </w:rPr>
-      </w:pPr>
-    </w:p>
-    <w:p>
-      <w:pPr>
-        <w:pStyle w:val="Corpo"/>
-        <w:rPr>
-          <w:rFonts w:ascii="Helvetica Neue" w:hAnsi="Helvetica Neue"/>
-        </w:rPr>
-      </w:pPr>
-    </w:p>
-    <w:p>
-      <w:pPr>
-        <w:pStyle w:val="Corpo"/>
-        <w:rPr>
-          <w:rFonts w:ascii="Helvetica Neue" w:hAnsi="Helvetica Neue"/>
-        </w:rPr>
-      </w:pPr>
-    </w:p>
-    <w:p>
-      <w:pPr>
-        <w:pStyle w:val="Corpo"/>
-        <w:rPr>
-          <w:rFonts w:ascii="Helvetica Neue" w:hAnsi="Helvetica Neue"/>
-        </w:rPr>
-      </w:pPr>
-    </w:p>
-    <w:p>
-      <w:pPr>
-        <w:pStyle w:val="Corpo"/>
-        <w:rPr>
-          <w:rFonts w:ascii="Helvetica Neue" w:hAnsi="Helvetica Neue"/>
-        </w:rPr>
-      </w:pPr>
-    </w:p>
-    <w:p>
-      <w:pPr>
-        <w:pStyle w:val="Corpo"/>
-        <w:rPr>
-          <w:rFonts w:ascii="Helvetica Neue" w:hAnsi="Helvetica Neue"/>
-        </w:rPr>
-      </w:pPr>
-    </w:p>
-    <w:p>
-      <w:pPr>
-        <w:pStyle w:val="Corpo"/>
-        <w:rPr>
-          <w:rFonts w:ascii="Helvetica Neue" w:hAnsi="Helvetica Neue"/>
-        </w:rPr>
-      </w:pPr>
-    </w:p>
-    <w:p>
-      <w:pPr>
-        <w:pStyle w:val="Corpo"/>
-        <w:rPr>
-          <w:rFonts w:ascii="Helvetica Neue" w:hAnsi="Helvetica Neue"/>
-        </w:rPr>
-      </w:pPr>
-    </w:p>
-    <w:p>
-      <w:pPr>
-        <w:pStyle w:val="Corpo"/>
-        <w:rPr>
-          <w:rFonts w:ascii="Helvetica Neue" w:hAnsi="Helvetica Neue"/>
-        </w:rPr>
-      </w:pPr>
-    </w:p>
-    <w:p>
-      <w:pPr>
-        <w:pStyle w:val="Corpo"/>
-        <w:rPr>
-          <w:rFonts w:ascii="Helvetica Neue" w:hAnsi="Helvetica Neue"/>
-        </w:rPr>
-      </w:pPr>
-    </w:p>
-    <w:p>
-      <w:pPr>
-        <w:pStyle w:val="Corpo"/>
-        <w:rPr>
-          <w:rFonts w:ascii="Helvetica Neue" w:hAnsi="Helvetica Neue"/>
-        </w:rPr>
-      </w:pPr>
-    </w:p>
-    <w:p>
-      <w:pPr>
-        <w:pStyle w:val="Corpo"/>
-        <w:rPr>
-          <w:rFonts w:ascii="Helvetica Neue" w:hAnsi="Helvetica Neue"/>
-        </w:rPr>
-      </w:pPr>
-    </w:p>
-    <w:p>
-      <w:pPr>
-        <w:pStyle w:val="Corpo"/>
-        <w:rPr>
-          <w:rFonts w:ascii="Helvetica Neue" w:hAnsi="Helvetica Neue"/>
-        </w:rPr>
-      </w:pPr>
-    </w:p>
-    <w:p>
-      <w:pPr>
-        <w:pStyle w:val="Corpo"/>
-        <w:rPr>
-          <w:rFonts w:ascii="Helvetica Neue" w:hAnsi="Helvetica Neue"/>
-        </w:rPr>
-      </w:pPr>
-    </w:p>
-    <w:p>
-      <w:pPr>
-        <w:pStyle w:val="Corpo"/>
-        <w:rPr>
-          <w:rFonts w:ascii="Helvetica Neue" w:hAnsi="Helvetica Neue"/>
-        </w:rPr>
-      </w:pPr>
-    </w:p>
-    <w:p>
-      <w:pPr>
-        <w:pStyle w:val="Corpo"/>
-        <w:rPr>
-          <w:rFonts w:ascii="Helvetica Neue" w:hAnsi="Helvetica Neue"/>
-        </w:rPr>
-      </w:pPr>
-    </w:p>
     <w:p>
       <w:pPr>
         <w:pStyle w:val="Titolo"/>
@@ -8222,7 +7802,7 @@
                 <w:sz w:val="24"/>
                 <w:szCs w:val="24"/>
               </w:rPr>
-              <w:t>Applica un filtro per data per visualizzare i turni di un giorno specifico</w:t>
+              <w:t>Il Cuoco selezione una ricetta da eliminare</w:t>
             </w:r>
           </w:p>
         </w:tc>
@@ -8265,7 +7845,7 @@
                 <w:sz w:val="24"/>
                 <w:szCs w:val="24"/>
               </w:rPr>
-              <w:t>Aggiorna l'elenco mostrando solo i turni preparatori della data selezionata</w:t>
+              <w:t>Il sistema elimina la ricetta in quanto l’attore è il proprietario di essa.</w:t>
             </w:r>
           </w:p>
         </w:tc>
@@ -8348,7 +7928,7 @@
                 <w:sz w:val="24"/>
                 <w:szCs w:val="24"/>
               </w:rPr>
-              <w:t>Il flusso riprende dal passo 2</w:t>
+              <w:t>Termina il caso d’uso</w:t>
             </w:r>
           </w:p>
         </w:tc>
@@ -8471,13 +8051,15 @@
               <w:spacing w:before="0" w:after="0"/>
               <w:rPr>
                 <w:rFonts w:ascii="Helvetica Neue" w:hAnsi="Helvetica Neue"/>
-                <w:sz w:val="24"/>
-                <w:szCs w:val="24"/>
-              </w:rPr>
-            </w:pPr>
-            <w:r>
-              <w:rPr>
-                <w:rFonts w:ascii="Helvetica Neue" w:hAnsi="Helvetica Neue"/>
+                <w:color w:val="000000" w:themeColor="text1"/>
+                <w:sz w:val="24"/>
+                <w:szCs w:val="24"/>
+              </w:rPr>
+            </w:pPr>
+            <w:r>
+              <w:rPr>
+                <w:rFonts w:ascii="Helvetica Neue" w:hAnsi="Helvetica Neue"/>
+                <w:color w:val="000000" w:themeColor="text1"/>
                 <w:sz w:val="24"/>
                 <w:szCs w:val="24"/>
               </w:rPr>
@@ -8510,13 +8092,15 @@
               <w:jc w:val="center"/>
               <w:rPr>
                 <w:rFonts w:ascii="Helvetica Neue" w:hAnsi="Helvetica Neue"/>
-                <w:sz w:val="24"/>
-                <w:szCs w:val="24"/>
-              </w:rPr>
-            </w:pPr>
-            <w:r>
-              <w:rPr>
-                <w:rFonts w:ascii="Helvetica Neue" w:hAnsi="Helvetica Neue"/>
+                <w:color w:val="000000" w:themeColor="text1"/>
+                <w:sz w:val="24"/>
+                <w:szCs w:val="24"/>
+              </w:rPr>
+            </w:pPr>
+            <w:r>
+              <w:rPr>
+                <w:rFonts w:ascii="Helvetica Neue" w:hAnsi="Helvetica Neue"/>
+                <w:color w:val="000000" w:themeColor="text1"/>
                 <w:sz w:val="24"/>
                 <w:szCs w:val="24"/>
               </w:rPr>
@@ -8549,13 +8133,15 @@
               <w:jc w:val="center"/>
               <w:rPr>
                 <w:rFonts w:ascii="Helvetica Neue" w:hAnsi="Helvetica Neue"/>
-                <w:sz w:val="24"/>
-                <w:szCs w:val="24"/>
-              </w:rPr>
-            </w:pPr>
-            <w:r>
-              <w:rPr>
-                <w:rFonts w:ascii="Helvetica Neue" w:hAnsi="Helvetica Neue"/>
+                <w:color w:val="000000" w:themeColor="text1"/>
+                <w:sz w:val="24"/>
+                <w:szCs w:val="24"/>
+              </w:rPr>
+            </w:pPr>
+            <w:r>
+              <w:rPr>
+                <w:rFonts w:ascii="Helvetica Neue" w:hAnsi="Helvetica Neue"/>
+                <w:color w:val="000000" w:themeColor="text1"/>
                 <w:sz w:val="24"/>
                 <w:szCs w:val="24"/>
               </w:rPr>
@@ -8592,29 +8178,20 @@
               <w:jc w:val="left"/>
               <w:rPr>
                 <w:rFonts w:ascii="Helvetica Neue" w:hAnsi="Helvetica Neue"/>
-                <w:sz w:val="24"/>
-                <w:szCs w:val="24"/>
-              </w:rPr>
-            </w:pPr>
-            <w:r>
-              <w:rPr>
-                <w:rFonts w:ascii="Helvetica Neue" w:hAnsi="Helvetica Neue"/>
-                <w:color w:val="CC0000"/>
+                <w:color w:val="000000" w:themeColor="text1"/>
+                <w:sz w:val="24"/>
+                <w:szCs w:val="24"/>
+              </w:rPr>
+            </w:pPr>
+            <w:r>
+              <w:rPr>
+                <w:rFonts w:ascii="Helvetica Neue" w:hAnsi="Helvetica Neue"/>
+                <w:color w:val="EE0000"/>
                 <w:sz w:val="24"/>
                 <w:szCs w:val="24"/>
                 <w:u w:color="CC0000"/>
               </w:rPr>
-              <w:t>1a</w:t>
-            </w:r>
-            <w:r>
-              <w:rPr>
-                <w:rFonts w:ascii="Helvetica Neue" w:hAnsi="Helvetica Neue"/>
-                <w:color w:val="CC0000"/>
-                <w:sz w:val="24"/>
-                <w:szCs w:val="24"/>
-                <w:u w:color="CC0000"/>
-              </w:rPr>
-              <w:t>.1a</w:t>
+              <w:t>1a.1a</w:t>
             </w:r>
           </w:p>
         </w:tc>
@@ -8640,13 +8217,15 @@
               <w:spacing w:line="240" w:lineRule="auto"/>
               <w:rPr>
                 <w:rFonts w:ascii="Helvetica Neue" w:hAnsi="Helvetica Neue"/>
-                <w:sz w:val="24"/>
-                <w:szCs w:val="24"/>
-              </w:rPr>
-            </w:pPr>
-            <w:r>
-              <w:rPr>
-                <w:rFonts w:ascii="Helvetica Neue" w:hAnsi="Helvetica Neue"/>
+                <w:color w:val="000000" w:themeColor="text1"/>
+                <w:sz w:val="24"/>
+                <w:szCs w:val="24"/>
+              </w:rPr>
+            </w:pPr>
+            <w:r>
+              <w:rPr>
+                <w:rFonts w:ascii="Helvetica Neue" w:hAnsi="Helvetica Neue"/>
+                <w:color w:val="000000" w:themeColor="text1"/>
                 <w:sz w:val="24"/>
                 <w:szCs w:val="24"/>
               </w:rPr>
@@ -8677,13 +8256,15 @@
               <w:jc w:val="left"/>
               <w:rPr>
                 <w:rFonts w:ascii="Helvetica Neue" w:hAnsi="Helvetica Neue"/>
-                <w:sz w:val="24"/>
-                <w:szCs w:val="24"/>
-              </w:rPr>
-            </w:pPr>
-            <w:r>
-              <w:rPr>
-                <w:rFonts w:ascii="Helvetica Neue" w:hAnsi="Helvetica Neue"/>
+                <w:color w:val="000000" w:themeColor="text1"/>
+                <w:sz w:val="24"/>
+                <w:szCs w:val="24"/>
+              </w:rPr>
+            </w:pPr>
+            <w:r>
+              <w:rPr>
+                <w:rFonts w:ascii="Helvetica Neue" w:hAnsi="Helvetica Neue"/>
+                <w:color w:val="000000" w:themeColor="text1"/>
                 <w:sz w:val="24"/>
                 <w:szCs w:val="24"/>
               </w:rPr>
@@ -8717,6 +8298,7 @@
             <w:pPr>
               <w:rPr>
                 <w:rFonts w:ascii="Helvetica Neue" w:hAnsi="Helvetica Neue"/>
+                <w:color w:val="000000" w:themeColor="text1"/>
                 <w:sz w:val="24"/>
                 <w:szCs w:val="24"/>
               </w:rPr>
@@ -8745,6 +8327,7 @@
               <w:spacing w:line="240" w:lineRule="auto"/>
               <w:rPr>
                 <w:rFonts w:ascii="Helvetica Neue" w:hAnsi="Helvetica Neue"/>
+                <w:color w:val="000000" w:themeColor="text1"/>
                 <w:sz w:val="24"/>
                 <w:szCs w:val="24"/>
               </w:rPr>
@@ -8754,6 +8337,7 @@
                 <w:rFonts w:ascii="Helvetica Neue" w:hAnsi="Helvetica Neue"/>
                 <w:i/>
                 <w:iCs/>
+                <w:color w:val="000000" w:themeColor="text1"/>
                 <w:sz w:val="24"/>
                 <w:szCs w:val="24"/>
               </w:rPr>
@@ -8781,6 +8365,7 @@
             <w:pPr>
               <w:rPr>
                 <w:rFonts w:ascii="Helvetica Neue" w:hAnsi="Helvetica Neue"/>
+                <w:color w:val="000000" w:themeColor="text1"/>
                 <w:sz w:val="24"/>
                 <w:szCs w:val="24"/>
               </w:rPr>
@@ -8890,13 +8475,15 @@
               <w:spacing w:before="0" w:after="0"/>
               <w:rPr>
                 <w:rFonts w:ascii="Helvetica Neue" w:hAnsi="Helvetica Neue"/>
-                <w:sz w:val="24"/>
-                <w:szCs w:val="24"/>
-              </w:rPr>
-            </w:pPr>
-            <w:r>
-              <w:rPr>
-                <w:rFonts w:ascii="Helvetica Neue" w:hAnsi="Helvetica Neue"/>
+                <w:color w:val="000000" w:themeColor="text1"/>
+                <w:sz w:val="24"/>
+                <w:szCs w:val="24"/>
+              </w:rPr>
+            </w:pPr>
+            <w:r>
+              <w:rPr>
+                <w:rFonts w:ascii="Helvetica Neue" w:hAnsi="Helvetica Neue"/>
+                <w:color w:val="000000" w:themeColor="text1"/>
                 <w:sz w:val="24"/>
                 <w:szCs w:val="24"/>
               </w:rPr>
@@ -8929,13 +8516,15 @@
               <w:jc w:val="center"/>
               <w:rPr>
                 <w:rFonts w:ascii="Helvetica Neue" w:hAnsi="Helvetica Neue"/>
-                <w:sz w:val="24"/>
-                <w:szCs w:val="24"/>
-              </w:rPr>
-            </w:pPr>
-            <w:r>
-              <w:rPr>
-                <w:rFonts w:ascii="Helvetica Neue" w:hAnsi="Helvetica Neue"/>
+                <w:color w:val="000000" w:themeColor="text1"/>
+                <w:sz w:val="24"/>
+                <w:szCs w:val="24"/>
+              </w:rPr>
+            </w:pPr>
+            <w:r>
+              <w:rPr>
+                <w:rFonts w:ascii="Helvetica Neue" w:hAnsi="Helvetica Neue"/>
+                <w:color w:val="000000" w:themeColor="text1"/>
                 <w:sz w:val="24"/>
                 <w:szCs w:val="24"/>
               </w:rPr>
@@ -8968,13 +8557,15 @@
               <w:jc w:val="center"/>
               <w:rPr>
                 <w:rFonts w:ascii="Helvetica Neue" w:hAnsi="Helvetica Neue"/>
-                <w:sz w:val="24"/>
-                <w:szCs w:val="24"/>
-              </w:rPr>
-            </w:pPr>
-            <w:r>
-              <w:rPr>
-                <w:rFonts w:ascii="Helvetica Neue" w:hAnsi="Helvetica Neue"/>
+                <w:color w:val="000000" w:themeColor="text1"/>
+                <w:sz w:val="24"/>
+                <w:szCs w:val="24"/>
+              </w:rPr>
+            </w:pPr>
+            <w:r>
+              <w:rPr>
+                <w:rFonts w:ascii="Helvetica Neue" w:hAnsi="Helvetica Neue"/>
+                <w:color w:val="000000" w:themeColor="text1"/>
                 <w:sz w:val="24"/>
                 <w:szCs w:val="24"/>
               </w:rPr>
@@ -9258,13 +8849,7 @@
         <w:rPr>
           <w:rFonts w:ascii="Helvetica Neue" w:hAnsi="Helvetica Neue"/>
         </w:rPr>
-        <w:t>1</w:t>
-      </w:r>
-      <w:r>
-        <w:rPr>
-          <w:rFonts w:ascii="Helvetica Neue" w:hAnsi="Helvetica Neue"/>
-        </w:rPr>
-        <w:t>b</w:t>
+        <w:t>1b</w:t>
       </w:r>
     </w:p>
     <w:p>
@@ -9453,25 +9038,7 @@
                 <w:sz w:val="24"/>
                 <w:szCs w:val="24"/>
               </w:rPr>
-              <w:t>1</w:t>
-            </w:r>
-            <w:r>
-              <w:rPr>
-                <w:rFonts w:ascii="Helvetica Neue" w:hAnsi="Helvetica Neue"/>
-                <w:color w:val="000000" w:themeColor="text1"/>
-                <w:sz w:val="24"/>
-                <w:szCs w:val="24"/>
-              </w:rPr>
-              <w:t>b</w:t>
-            </w:r>
-            <w:r>
-              <w:rPr>
-                <w:rFonts w:ascii="Helvetica Neue" w:hAnsi="Helvetica Neue"/>
-                <w:color w:val="000000" w:themeColor="text1"/>
-                <w:sz w:val="24"/>
-                <w:szCs w:val="24"/>
-              </w:rPr>
-              <w:t>.1</w:t>
+              <w:t>1b.1</w:t>
             </w:r>
           </w:p>
         </w:tc>
@@ -9510,6 +9077,7 @@
                 <w:rFonts w:ascii="Helvetica Neue" w:hAnsi="Helvetica Neue"/>
                 <w:b w:val="0"/>
                 <w:bCs w:val="0"/>
+                <w:color w:val="000000" w:themeColor="text1"/>
                 <w:sz w:val="24"/>
                 <w:szCs w:val="24"/>
               </w:rPr>
@@ -9552,6 +9120,7 @@
                 <w:rFonts w:ascii="Helvetica Neue" w:hAnsi="Helvetica Neue"/>
                 <w:b w:val="0"/>
                 <w:bCs w:val="0"/>
+                <w:color w:val="000000" w:themeColor="text1"/>
                 <w:sz w:val="24"/>
                 <w:szCs w:val="24"/>
               </w:rPr>
@@ -9634,6 +9203,7 @@
                 <w:bCs w:val="0"/>
                 <w:i/>
                 <w:iCs/>
+                <w:color w:val="000000" w:themeColor="text1"/>
                 <w:sz w:val="24"/>
                 <w:szCs w:val="24"/>
               </w:rPr>
@@ -9693,13 +9263,7 @@
         <w:rPr>
           <w:rFonts w:ascii="Helvetica Neue" w:hAnsi="Helvetica Neue"/>
         </w:rPr>
-        <w:t>1</w:t>
-      </w:r>
-      <w:r>
-        <w:rPr>
-          <w:rFonts w:ascii="Helvetica Neue" w:hAnsi="Helvetica Neue"/>
-        </w:rPr>
-        <w:t>c</w:t>
+        <w:t>1c</w:t>
       </w:r>
     </w:p>
     <w:tbl>
@@ -10506,13 +10070,7 @@
         <w:rPr>
           <w:rFonts w:ascii="Helvetica Neue" w:hAnsi="Helvetica Neue"/>
         </w:rPr>
-        <w:t>1</w:t>
-      </w:r>
-      <w:r>
-        <w:rPr>
-          <w:rFonts w:ascii="Helvetica Neue" w:hAnsi="Helvetica Neue"/>
-        </w:rPr>
-        <w:t>d</w:t>
+        <w:t>1d</w:t>
       </w:r>
     </w:p>
     <w:p>
@@ -10825,13 +10383,7 @@
         <w:rPr>
           <w:rFonts w:ascii="Helvetica Neue" w:hAnsi="Helvetica Neue"/>
         </w:rPr>
-        <w:t>3</w:t>
-      </w:r>
-      <w:r>
-        <w:rPr>
-          <w:rFonts w:ascii="Helvetica Neue" w:hAnsi="Helvetica Neue"/>
-        </w:rPr>
-        <w:t>a</w:t>
+        <w:t>3a</w:t>
       </w:r>
     </w:p>
     <w:p>
@@ -11086,13 +10638,7 @@
         <w:rPr>
           <w:rFonts w:ascii="Helvetica Neue" w:hAnsi="Helvetica Neue"/>
         </w:rPr>
-        <w:t>6</w:t>
-      </w:r>
-      <w:r>
-        <w:rPr>
-          <w:rFonts w:ascii="Helvetica Neue" w:hAnsi="Helvetica Neue"/>
-        </w:rPr>
-        <w:t>a</w:t>
+        <w:t>6a</w:t>
       </w:r>
     </w:p>
     <w:p>
@@ -11890,13 +11436,7 @@
         <w:rPr>
           <w:rFonts w:ascii="Helvetica Neue" w:hAnsi="Helvetica Neue"/>
         </w:rPr>
-        <w:t>7</w:t>
-      </w:r>
-      <w:r>
-        <w:rPr>
-          <w:rFonts w:ascii="Helvetica Neue" w:hAnsi="Helvetica Neue"/>
-        </w:rPr>
-        <w:t>b</w:t>
+        <w:t>7b</w:t>
       </w:r>
     </w:p>
     <w:p>
@@ -12153,13 +11693,7 @@
         <w:rPr>
           <w:rFonts w:ascii="Helvetica Neue" w:hAnsi="Helvetica Neue"/>
         </w:rPr>
-        <w:t>7</w:t>
-      </w:r>
-      <w:r>
-        <w:rPr>
-          <w:rFonts w:ascii="Helvetica Neue" w:hAnsi="Helvetica Neue"/>
-        </w:rPr>
-        <w:t>c</w:t>
+        <w:t>7c</w:t>
       </w:r>
     </w:p>
     <w:tbl>
@@ -12421,13 +11955,7 @@
         <w:rPr>
           <w:rFonts w:ascii="Helvetica Neue" w:hAnsi="Helvetica Neue"/>
         </w:rPr>
-        <w:t>7</w:t>
-      </w:r>
-      <w:r>
-        <w:rPr>
-          <w:rFonts w:ascii="Helvetica Neue" w:hAnsi="Helvetica Neue"/>
-        </w:rPr>
-        <w:t>d</w:t>
+        <w:t>7d</w:t>
       </w:r>
     </w:p>
     <w:tbl>
@@ -13280,6 +12808,7 @@
   <w:style w:type="character" w:default="1" w:styleId="Carpredefinitoparagrafo">
     <w:name w:val="Default Paragraph Font"/>
     <w:uiPriority w:val="1"/>
+    <w:semiHidden/>
     <w:unhideWhenUsed/>
   </w:style>
   <w:style w:type="table" w:default="1" w:styleId="Tabellanormale">
